--- a/templates/docx/gate-ticket.docx
+++ b/templates/docx/gate-ticket.docx
@@ -33,7 +33,7 @@
           <w:color w:val="212333"/>
           <w:sz w:val="44"/>
         </w:rPr>
-        <w:t>Basecamp gate ticket</w:t>
+        <w:t>Basecamp approval ticket</w:t>
       </w:r>
     </w:p>
     <w:p>
@@ -43,7 +43,7 @@
           <w:color w:val="6A6A6A"/>
           <w:sz w:val="20"/>
         </w:rPr>
-        <w:t>Paste into Basecamp. One ticket per gate. This is what approval actually looks like.</w:t>
+        <w:t>Paste into Basecamp. One ticket per approval. This is what approval actually looks like.</w:t>
       </w:r>
     </w:p>
     <w:p>
@@ -56,7 +56,7 @@
           <w:color w:val="ED1B24"/>
           <w:sz w:val="16"/>
         </w:rPr>
-        <w:t>Every gate   |   Routes: light / standard / full   |   Version: v0.1 draft → v1.0 on approval → v1.1 after a logged change</w:t>
+        <w:t>Every approval   |   Routes: light / standard / full   |   Version: v0.1 draft → v1.0 on approval → v1.1 after a logged change</w:t>
       </w:r>
     </w:p>
     <w:tbl>
@@ -132,7 +132,7 @@
                 <w:color w:val="212333"/>
                 <w:sz w:val="19"/>
               </w:rPr>
-              <w:t>Gate</w:t>
+              <w:t>Approval</w:t>
             </w:r>
           </w:p>
         </w:tc>
@@ -180,7 +180,7 @@
                 <w:color w:val="6A6A6A"/>
                 <w:sz w:val="17"/>
               </w:rPr>
-              <w:t>What this gate confirms</w:t>
+              <w:t>What this approval confirms</w:t>
             </w:r>
           </w:p>
         </w:tc>
@@ -213,7 +213,7 @@
                 <w:color w:val="6A6A6A"/>
                 <w:sz w:val="17"/>
               </w:rPr>
-              <w:t>Name AND version for each one. A one-shot document’s version is a filename (e.g. v1.0). The project tracker workbook’s version is a SharePoint Version History label (e.g. “Gate 3 approved — 3 Sept 2026”), not a filename — the workbook itself is never re-versioned as a file.</w:t>
+              <w:t>Name AND version for each one. A one-shot document’s version is a filename (e.g. v1.0). The project tracker workbook’s version is a SharePoint Version History label (e.g. “Sitemap approved — 3 Sept 2026”), not a filename — the workbook itself is never re-versioned as a file.</w:t>
             </w:r>
           </w:p>
         </w:tc>
@@ -574,7 +574,7 @@
           <w:color w:val="212333"/>
           <w:sz w:val="18"/>
         </w:rPr>
-        <w:t>GATE [n]: [name]</w:t>
+        <w:t>APPROVAL: [name]</w:t>
         <w:br/>
         <w:br/>
         <w:t>Artefacts being approved:</w:t>
